--- a/projects/valuepickr-open-screen/docs/Arman Financial Services.docx
+++ b/projects/valuepickr-open-screen/docs/Arman Financial Services.docx
@@ -32,7 +32,7 @@
           <w:sz w:val="22"/>
           <w:szCs w:val="22"/>
         </w:rPr>
-        <w:t xml:space="preserve">Ahmedabad-based NBFC (two-wheeler finance + group microfinance via Namra Finance) working through a sector-wide MFI asset-quality stress cycle</w:t>
+        <w:t xml:space="preserve">Ahmedabad NBFC (two-wheeler finance + group microfinance via Namra) coming out of the sector-wide MFI asset-quality cycle with a clean live turnaround - Q1 FY27 back to profit (Rs 45 Cr vs Rs 15 Cr loss), AUM +36%, GNPA down from a 3.8% peak to 2.6% - trading ~11-15x on a normalising earnings run-rate</w:t>
       </w:r>
     </w:p>
     <w:p>
@@ -99,7 +99,34 @@
           </w:tcPr>
           <w:p>
             <w:r>
-              <w:t xml:space="preserve">Rs 2,071 Cr</w:t>
+              <w:t xml:space="preserve">~Rs 2,071 Cr (price ~Rs 1,969, Aug 2026; ~1.05 Cr shares - low float)</w:t>
+            </w:r>
+          </w:p>
+        </w:tc>
+      </w:tr>
+      <w:tr>
+        <w:tc>
+          <w:tcPr>
+            <w:tcW w:type="dxa" w:w="3200"/>
+            <w:shd w:fill="F2F2F2" w:val="clear"/>
+          </w:tcPr>
+          <w:p>
+            <w:r>
+              <w:rPr>
+                <w:b/>
+                <w:bCs/>
+              </w:rPr>
+              <w:t xml:space="preserve">Trailing P/E</w:t>
+            </w:r>
+          </w:p>
+        </w:tc>
+        <w:tc>
+          <w:tcPr>
+            <w:tcW w:type="dxa" w:w="5800"/>
+          </w:tcPr>
+          <w:p>
+            <w:r>
+              <w:t xml:space="preserve">~48x on trough FY26 EPS; ~11-15x on the Q1 FY27 annualised run-rate</w:t>
             </w:r>
           </w:p>
         </w:tc>
@@ -126,34 +153,115 @@
           </w:tcPr>
           <w:p>
             <w:r>
-              <w:t xml:space="preserve">11.7% / 6.26%</w:t>
-            </w:r>
-          </w:p>
-        </w:tc>
-      </w:tr>
-      <w:tr>
-        <w:tc>
-          <w:tcPr>
-            <w:tcW w:type="dxa" w:w="3200"/>
-            <w:shd w:fill="F2F2F2" w:val="clear"/>
-          </w:tcPr>
-          <w:p>
-            <w:r>
-              <w:rPr>
-                <w:b/>
-                <w:bCs/>
-              </w:rPr>
-              <w:t xml:space="preserve">Stock P/E</w:t>
-            </w:r>
-          </w:p>
-        </w:tc>
-        <w:tc>
-          <w:tcPr>
-            <w:tcW w:type="dxa" w:w="5800"/>
-          </w:tcPr>
-          <w:p>
-            <w:r>
-              <w:t xml:space="preserve">17.8</w:t>
+              <w:t xml:space="preserve">11.7% / 6.26% (FY26, cycle trough); Q1 FY27 run-rate ROE back toward high-teens</w:t>
+            </w:r>
+          </w:p>
+        </w:tc>
+      </w:tr>
+      <w:tr>
+        <w:tc>
+          <w:tcPr>
+            <w:tcW w:type="dxa" w:w="3200"/>
+            <w:shd w:fill="F2F2F2" w:val="clear"/>
+          </w:tcPr>
+          <w:p>
+            <w:r>
+              <w:rPr>
+                <w:b/>
+                <w:bCs/>
+              </w:rPr>
+              <w:t xml:space="preserve">AUM</w:t>
+            </w:r>
+          </w:p>
+        </w:tc>
+        <w:tc>
+          <w:tcPr>
+            <w:tcW w:type="dxa" w:w="5800"/>
+          </w:tcPr>
+          <w:p>
+            <w:r>
+              <w:t xml:space="preserve">Rs 2,925 Cr Q1 FY27, +35.7% YoY (FY26 Rs 2,728 Cr, +22%)</w:t>
+            </w:r>
+          </w:p>
+        </w:tc>
+      </w:tr>
+      <w:tr>
+        <w:tc>
+          <w:tcPr>
+            <w:tcW w:type="dxa" w:w="3200"/>
+            <w:shd w:fill="F2F2F2" w:val="clear"/>
+          </w:tcPr>
+          <w:p>
+            <w:r>
+              <w:rPr>
+                <w:b/>
+                <w:bCs/>
+              </w:rPr>
+              <w:t xml:space="preserve">Q1 FY27 PAT</w:t>
+            </w:r>
+          </w:p>
+        </w:tc>
+        <w:tc>
+          <w:tcPr>
+            <w:tcW w:type="dxa" w:w="5800"/>
+          </w:tcPr>
+          <w:p>
+            <w:r>
+              <w:t xml:space="preserve">Rs 45.2 Cr vs Rs 14.6 Cr loss YoY; Namra Finance PAT Rs 30 Cr vs Rs 28 Cr loss</w:t>
+            </w:r>
+          </w:p>
+        </w:tc>
+      </w:tr>
+      <w:tr>
+        <w:tc>
+          <w:tcPr>
+            <w:tcW w:type="dxa" w:w="3200"/>
+            <w:shd w:fill="F2F2F2" w:val="clear"/>
+          </w:tcPr>
+          <w:p>
+            <w:r>
+              <w:rPr>
+                <w:b/>
+                <w:bCs/>
+              </w:rPr>
+              <w:t xml:space="preserve">Asset quality</w:t>
+            </w:r>
+          </w:p>
+        </w:tc>
+        <w:tc>
+          <w:tcPr>
+            <w:tcW w:type="dxa" w:w="5800"/>
+          </w:tcPr>
+          <w:p>
+            <w:r>
+              <w:t xml:space="preserve">Consol GNPA down from 3.8% peak to 2.59%; MFI NNPA 0.89%</w:t>
+            </w:r>
+          </w:p>
+        </w:tc>
+      </w:tr>
+      <w:tr>
+        <w:tc>
+          <w:tcPr>
+            <w:tcW w:type="dxa" w:w="3200"/>
+            <w:shd w:fill="F2F2F2" w:val="clear"/>
+          </w:tcPr>
+          <w:p>
+            <w:r>
+              <w:rPr>
+                <w:b/>
+                <w:bCs/>
+              </w:rPr>
+              <w:t xml:space="preserve">Disbursements</w:t>
+            </w:r>
+          </w:p>
+        </w:tc>
+        <w:tc>
+          <w:tcPr>
+            <w:tcW w:type="dxa" w:w="5800"/>
+          </w:tcPr>
+          <w:p>
+            <w:r>
+              <w:t xml:space="preserve">Q1 FY27 Rs 686 Cr, +76% YoY; FY26 Rs 2,433 Cr, +42%</w:t>
             </w:r>
           </w:p>
         </w:tc>
@@ -180,61 +288,7 @@
           </w:tcPr>
           <w:p>
             <w:r>
-              <w:t xml:space="preserve">1.43</w:t>
-            </w:r>
-          </w:p>
-        </w:tc>
-      </w:tr>
-      <w:tr>
-        <w:tc>
-          <w:tcPr>
-            <w:tcW w:type="dxa" w:w="3200"/>
-            <w:shd w:fill="F2F2F2" w:val="clear"/>
-          </w:tcPr>
-          <w:p>
-            <w:r>
-              <w:rPr>
-                <w:b/>
-                <w:bCs/>
-              </w:rPr>
-              <w:t xml:space="preserve">Operating income growth (FY25)</w:t>
-            </w:r>
-          </w:p>
-        </w:tc>
-        <w:tc>
-          <w:tcPr>
-            <w:tcW w:type="dxa" w:w="5800"/>
-          </w:tcPr>
-          <w:p>
-            <w:r>
-              <w:t xml:space="preserve">36.23%</w:t>
-            </w:r>
-          </w:p>
-        </w:tc>
-      </w:tr>
-      <w:tr>
-        <w:tc>
-          <w:tcPr>
-            <w:tcW w:type="dxa" w:w="3200"/>
-            <w:shd w:fill="F2F2F2" w:val="clear"/>
-          </w:tcPr>
-          <w:p>
-            <w:r>
-              <w:rPr>
-                <w:b/>
-                <w:bCs/>
-              </w:rPr>
-              <w:t xml:space="preserve">52-week range</w:t>
-            </w:r>
-          </w:p>
-        </w:tc>
-        <w:tc>
-          <w:tcPr>
-            <w:tcW w:type="dxa" w:w="5800"/>
-          </w:tcPr>
-          <w:p>
-            <w:r>
-              <w:t xml:space="preserve">Rs 1,301 - 2,159</w:t>
+              <w:t xml:space="preserve">1.43 (normal for an NBFC); net worth Rs 979 Cr (Jun 2026)</w:t>
             </w:r>
           </w:p>
         </w:tc>
@@ -250,7 +304,2209 @@
         <w:spacing w:after="120"/>
       </w:pPr>
       <w:r>
-        <w:t xml:space="preserve">ROE (6.26%) is currently depressed relative to Arman's historical profile, consistent with the broader Indian microfinance sector's asset-quality stress cycle over FY24-25. Revenue/operating income growth remains strong (36% FY25). Debt/equity of 1.43 is normal for an NBFC funding a loan book. Not a red-flag balance sheet, but current profitability is below what the business has shown historically.</w:t>
+        <w:t xml:space="preserve">FY26 was the cycle trough - PAT Rs 57 Cr (+9%), ROE 6.26%, full-year credit costs Rs 150 Cr - reflecting the broad Indian-microfinance FY24-25 asset-quality stress. Q1 FY27 is a clean inflection: consolidated AUM Rs 2,925 Cr (+35.7% YoY), record disbursements Rs 686 Cr (+76%), gross income Rs 202 Cr (+33.7%), and a swing back to Rs 45.2 Cr net profit from a Rs 14.6 Cr loss a year earlier; MFI subsidiary Namra Finance turned to Rs 30 Cr PAT from a Rs 28 Cr loss. GNPA has fallen from a 3.8% peak to 2.59%. Management guides credit costs settling toward ~3-3.5% and holds a Rs 5,000 Cr AUM aspiration (no firm date). Trailing P/E (~48x) is optically high on trough earnings; on the Q1 FY27 annualised run-rate the stock is ~11-15x. Leverage (D/E 1.43) is normal for a lending book but amplifies any renewed asset-quality slippage, and the sector remains politically/regulatorily sensitive (loan-waiver / state-intervention risk).</w:t>
+      </w:r>
+    </w:p>
+    <w:p>
+      <w:pPr>
+        <w:pStyle w:val="Heading1"/>
+        <w:spacing w:after="120" w:before="280"/>
+      </w:pPr>
+      <w:r>
+        <w:t xml:space="preserve">Deep-Dive: Primary Documents (Annual Reports, Quarterly Results, Exchange Filings)</w:t>
+      </w:r>
+    </w:p>
+    <w:p>
+      <w:pPr>
+        <w:spacing w:after="120"/>
+      </w:pPr>
+      <w:r>
+        <w:rPr>
+          <w:i/>
+          <w:iCs/>
+          <w:color w:val="666666"/>
+          <w:sz w:val="18"/>
+          <w:szCs w:val="18"/>
+        </w:rPr>
+        <w:t xml:space="preserve">Pass 1 — 2026-09-08. Built from the company's own filings (3 years of annual reports, ~4 quarters of results/concalls, and 6 months of BSE/NSE announcements), read via the web — a deeper layer than the forum-sentiment read below.</w:t>
+      </w:r>
+    </w:p>
+    <w:p>
+      <w:pPr>
+        <w:spacing w:after="120"/>
+      </w:pPr>
+      <w:r>
+        <w:rPr>
+          <w:b/>
+          <w:bCs/>
+          <w:sz w:val="20"/>
+          <w:szCs w:val="20"/>
+        </w:rPr>
+        <w:t xml:space="preserve">Sources reviewed this pass:</w:t>
+      </w:r>
+    </w:p>
+    <w:p>
+      <w:pPr>
+        <w:pStyle w:val="ListParagraph"/>
+        <w:numPr>
+          <w:ilvl w:val="0"/>
+          <w:numId w:val="1"/>
+        </w:numPr>
+        <w:spacing w:after="60"/>
+      </w:pPr>
+      <w:r>
+        <w:t xml:space="preserve">Arman Q1 FY27 results + investor slides coverage (investing.com, scanx, multibagg, sahi) - AUM Rs 2,925 Cr +35.7%, PAT Rs 45.2 Cr vs loss, GNPA 2.59% vs 3.8% peak, Namra PAT Rs 30 Cr</w:t>
+      </w:r>
+    </w:p>
+    <w:p>
+      <w:pPr>
+        <w:pStyle w:val="ListParagraph"/>
+        <w:numPr>
+          <w:ilvl w:val="0"/>
+          <w:numId w:val="1"/>
+        </w:numPr>
+        <w:spacing w:after="60"/>
+      </w:pPr>
+      <w:r>
+        <w:t xml:space="preserve">Arman Q4/FY26 results coverage (equitybulls, marketsmojo, scanx) - FY26 PAT Rs 57 Cr, ROE 6.26%, credit costs Rs 150 Cr, GNPA 3.4%, disbursements +42%</w:t>
+      </w:r>
+    </w:p>
+    <w:p>
+      <w:pPr>
+        <w:pStyle w:val="ListParagraph"/>
+        <w:numPr>
+          <w:ilvl w:val="0"/>
+          <w:numId w:val="1"/>
+        </w:numPr>
+        <w:spacing w:after="60"/>
+      </w:pPr>
+      <w:r>
+        <w:t xml:space="preserve">Screener.in ARMANFIN consolidated (P/E ~48x trailing, D/E 1.43, price ~Rs 1,969)</w:t>
+      </w:r>
+    </w:p>
+    <w:p>
+      <w:pPr>
+        <w:pStyle w:val="ListParagraph"/>
+        <w:numPr>
+          <w:ilvl w:val="0"/>
+          <w:numId w:val="1"/>
+        </w:numPr>
+        <w:spacing w:after="60"/>
+      </w:pPr>
+      <w:r>
+        <w:t xml:space="preserve">Shareholding / QIP history (Dec-2023 QIP Rs 230 Cr at Rs 2,195; promoter holding ~22%)</w:t>
+      </w:r>
+    </w:p>
+    <w:p>
+      <w:pPr>
+        <w:pStyle w:val="ListParagraph"/>
+        <w:numPr>
+          <w:ilvl w:val="0"/>
+          <w:numId w:val="1"/>
+        </w:numPr>
+        <w:spacing w:after="60"/>
+      </w:pPr>
+      <w:r>
+        <w:t xml:space="preserve">Existing VP thread notes (bennathan 2026-06-12 bull rebuttal; long-running 528-post thread)</w:t>
+      </w:r>
+    </w:p>
+    <w:p>
+      <w:pPr>
+        <w:spacing w:after="120"/>
+      </w:pPr>
+      <w:r>
+        <w:rPr>
+          <w:b/>
+          <w:bCs/>
+          <w:sz w:val="20"/>
+          <w:szCs w:val="20"/>
+        </w:rPr>
+        <w:t xml:space="preserve">Annual-report findings (3-year view):</w:t>
+      </w:r>
+    </w:p>
+    <w:p>
+      <w:pPr>
+        <w:pStyle w:val="ListParagraph"/>
+        <w:numPr>
+          <w:ilvl w:val="0"/>
+          <w:numId w:val="1"/>
+        </w:numPr>
+        <w:spacing w:after="60"/>
+      </w:pPr>
+      <w:r>
+        <w:t xml:space="preserve">FY26 the trough of the cycle: PAT Rs 57 Cr (+9%), ROAA 2.28%, ROE 6.26%; full-year provisions/write-offs Rs 150 Cr.</w:t>
+      </w:r>
+    </w:p>
+    <w:p>
+      <w:pPr>
+        <w:pStyle w:val="ListParagraph"/>
+        <w:numPr>
+          <w:ilvl w:val="0"/>
+          <w:numId w:val="1"/>
+        </w:numPr>
+        <w:spacing w:after="60"/>
+      </w:pPr>
+      <w:r>
+        <w:t xml:space="preserve">AUM Rs 2,728 Cr FY26 (+22%); MFI AUM Rs 1,999 Cr (+19%), standalone (2W + MSME) Rs 730 Cr (+30%); disbursements Rs 2,433 Cr (+42%).</w:t>
+      </w:r>
+    </w:p>
+    <w:p>
+      <w:pPr>
+        <w:pStyle w:val="ListParagraph"/>
+        <w:numPr>
+          <w:ilvl w:val="0"/>
+          <w:numId w:val="1"/>
+        </w:numPr>
+        <w:spacing w:after="60"/>
+      </w:pPr>
+      <w:r>
+        <w:t xml:space="preserve">Asset quality bottomed and began improving within FY26: GNPA 3.4%, NNPA 0.95% at year-end vs a 3.8% peak.</w:t>
+      </w:r>
+    </w:p>
+    <w:p>
+      <w:pPr>
+        <w:pStyle w:val="ListParagraph"/>
+        <w:numPr>
+          <w:ilvl w:val="0"/>
+          <w:numId w:val="1"/>
+        </w:numPr>
+        <w:spacing w:after="60"/>
+      </w:pPr>
+      <w:r>
+        <w:t xml:space="preserve">Funded via a mix of bank lines and a Dec-2023 QIP (Rs 230 Cr at Rs 2,195); promoter holding ~22%, institutions (WhiteOak, Sundaram, UTI, Kotak Life) on the register.</w:t>
+      </w:r>
+    </w:p>
+    <w:p>
+      <w:pPr>
+        <w:pStyle w:val="ListParagraph"/>
+        <w:numPr>
+          <w:ilvl w:val="0"/>
+          <w:numId w:val="1"/>
+        </w:numPr>
+        <w:spacing w:after="60"/>
+      </w:pPr>
+      <w:r>
+        <w:t xml:space="preserve">Best-in-peer-group asset quality through the cycle - Arman's peak GNPA far below Fusion/Spandana-type peers that ran double-digit GNPA.</w:t>
+      </w:r>
+    </w:p>
+    <w:p>
+      <w:pPr>
+        <w:pStyle w:val="ListParagraph"/>
+        <w:numPr>
+          <w:ilvl w:val="0"/>
+          <w:numId w:val="1"/>
+        </w:numPr>
+        <w:spacing w:after="60"/>
+      </w:pPr>
+      <w:r>
+        <w:t xml:space="preserve">Low equity float (~1.05 Cr shares) makes the stock volatile and the trailing multiple noisy.</w:t>
+      </w:r>
+    </w:p>
+    <w:p>
+      <w:pPr>
+        <w:spacing w:after="120"/>
+      </w:pPr>
+      <w:r>
+        <w:rPr>
+          <w:b/>
+          <w:bCs/>
+          <w:sz w:val="20"/>
+          <w:szCs w:val="20"/>
+        </w:rPr>
+        <w:t xml:space="preserve">Quarterly trend (last ~4 quarters + concall commentary):</w:t>
+      </w:r>
+    </w:p>
+    <w:p>
+      <w:pPr>
+        <w:pStyle w:val="ListParagraph"/>
+        <w:numPr>
+          <w:ilvl w:val="0"/>
+          <w:numId w:val="1"/>
+        </w:numPr>
+        <w:spacing w:after="60"/>
+      </w:pPr>
+      <w:r>
+        <w:t xml:space="preserve">Q1 FY26: net loss Rs 14.6 Cr (Namra loss Rs 28 Cr) - the bottom.</w:t>
+      </w:r>
+    </w:p>
+    <w:p>
+      <w:pPr>
+        <w:pStyle w:val="ListParagraph"/>
+        <w:numPr>
+          <w:ilvl w:val="0"/>
+          <w:numId w:val="1"/>
+        </w:numPr>
+        <w:spacing w:after="60"/>
+      </w:pPr>
+      <w:r>
+        <w:t xml:space="preserve">H2 FY26: profitability recovering quarter by quarter as credit costs eased; GNPA trending down.</w:t>
+      </w:r>
+    </w:p>
+    <w:p>
+      <w:pPr>
+        <w:pStyle w:val="ListParagraph"/>
+        <w:numPr>
+          <w:ilvl w:val="0"/>
+          <w:numId w:val="1"/>
+        </w:numPr>
+        <w:spacing w:after="60"/>
+      </w:pPr>
+      <w:r>
+        <w:t xml:space="preserve">Q4 FY26: profit rebound; FY26 PAT Rs 57 Cr.</w:t>
+      </w:r>
+    </w:p>
+    <w:p>
+      <w:pPr>
+        <w:pStyle w:val="ListParagraph"/>
+        <w:numPr>
+          <w:ilvl w:val="0"/>
+          <w:numId w:val="1"/>
+        </w:numPr>
+        <w:spacing w:after="60"/>
+      </w:pPr>
+      <w:r>
+        <w:t xml:space="preserve">Q1 FY27: PAT Rs 45.2 Cr, AUM +35.7% YoY, disbursements +76%, GNPA 2.59%, Namra PAT Rs 30 Cr - full turnaround with growth re-accelerating.</w:t>
+      </w:r>
+    </w:p>
+    <w:p>
+      <w:pPr>
+        <w:spacing w:after="120"/>
+      </w:pPr>
+      <w:r>
+        <w:rPr>
+          <w:b/>
+          <w:bCs/>
+          <w:sz w:val="20"/>
+          <w:szCs w:val="20"/>
+        </w:rPr>
+        <w:t xml:space="preserve">Exchange announcements (last 6 months):</w:t>
+      </w:r>
+    </w:p>
+    <w:p>
+      <w:pPr>
+        <w:pStyle w:val="ListParagraph"/>
+        <w:numPr>
+          <w:ilvl w:val="0"/>
+          <w:numId w:val="1"/>
+        </w:numPr>
+        <w:spacing w:after="60"/>
+      </w:pPr>
+      <w:r>
+        <w:t xml:space="preserve">Q1 FY27 record AUM and disbursements; return to profit.</w:t>
+      </w:r>
+    </w:p>
+    <w:p>
+      <w:pPr>
+        <w:pStyle w:val="ListParagraph"/>
+        <w:numPr>
+          <w:ilvl w:val="0"/>
+          <w:numId w:val="1"/>
+        </w:numPr>
+        <w:spacing w:after="60"/>
+      </w:pPr>
+      <w:r>
+        <w:t xml:space="preserve">Rs 5,000 Cr AUM aspiration reiterated (no firm timeline).</w:t>
+      </w:r>
+    </w:p>
+    <w:p>
+      <w:pPr>
+        <w:pStyle w:val="ListParagraph"/>
+        <w:numPr>
+          <w:ilvl w:val="0"/>
+          <w:numId w:val="1"/>
+        </w:numPr>
+        <w:spacing w:after="60"/>
+      </w:pPr>
+      <w:r>
+        <w:t xml:space="preserve">Deliberate split of lending vs collections teams to tighten underwriting (per bennathan / concall).</w:t>
+      </w:r>
+    </w:p>
+    <w:p>
+      <w:pPr>
+        <w:pStyle w:val="ListParagraph"/>
+        <w:numPr>
+          <w:ilvl w:val="0"/>
+          <w:numId w:val="1"/>
+        </w:numPr>
+        <w:spacing w:after="60"/>
+      </w:pPr>
+      <w:r>
+        <w:t xml:space="preserve">No fresh equity raise announced in the period reviewed; no pledge red flag surfaced.</w:t>
+      </w:r>
+    </w:p>
+    <w:p>
+      <w:pPr>
+        <w:pStyle w:val="ListParagraph"/>
+        <w:numPr>
+          <w:ilvl w:val="0"/>
+          <w:numId w:val="1"/>
+        </w:numPr>
+        <w:spacing w:after="60"/>
+      </w:pPr>
+      <w:r>
+        <w:t xml:space="preserve">No SEBI/regulatory action.</w:t>
+      </w:r>
+    </w:p>
+    <w:p>
+      <w:pPr>
+        <w:spacing w:after="120"/>
+      </w:pPr>
+      <w:r>
+        <w:rPr>
+          <w:b/>
+          <w:bCs/>
+          <w:sz w:val="20"/>
+          <w:szCs w:val="20"/>
+        </w:rPr>
+        <w:t xml:space="preserve">Key new facts vs. the prior write-up:</w:t>
+      </w:r>
+    </w:p>
+    <w:p>
+      <w:pPr>
+        <w:pStyle w:val="ListParagraph"/>
+        <w:numPr>
+          <w:ilvl w:val="0"/>
+          <w:numId w:val="1"/>
+        </w:numPr>
+        <w:spacing w:after="60"/>
+      </w:pPr>
+      <w:r>
+        <w:t xml:space="preserve">The turnaround is now evidenced, not hoped-for: Q1 FY27 profit, Namra profitable, GNPA 3.8% -&gt; 2.59%, disbursements +76%.</w:t>
+      </w:r>
+    </w:p>
+    <w:p>
+      <w:pPr>
+        <w:pStyle w:val="ListParagraph"/>
+        <w:numPr>
+          <w:ilvl w:val="0"/>
+          <w:numId w:val="1"/>
+        </w:numPr>
+        <w:spacing w:after="60"/>
+      </w:pPr>
+      <w:r>
+        <w:t xml:space="preserve">On a normalised earnings run-rate the stock is ~11-15x forward, not the ~48x the trailing P/E shows.</w:t>
+      </w:r>
+    </w:p>
+    <w:p>
+      <w:pPr>
+        <w:pStyle w:val="ListParagraph"/>
+        <w:numPr>
+          <w:ilvl w:val="0"/>
+          <w:numId w:val="1"/>
+        </w:numPr>
+        <w:spacing w:after="60"/>
+      </w:pPr>
+      <w:r>
+        <w:t xml:space="preserve">Growth is re-accelerating (AUM +22% FY26 -&gt; +35.7% Q1 FY27) even as asset quality improves - the healthy combination.</w:t>
+      </w:r>
+    </w:p>
+    <w:p>
+      <w:pPr>
+        <w:pStyle w:val="ListParagraph"/>
+        <w:numPr>
+          <w:ilvl w:val="0"/>
+          <w:numId w:val="1"/>
+        </w:numPr>
+        <w:spacing w:after="60"/>
+      </w:pPr>
+      <w:r>
+        <w:t xml:space="preserve">Standalone (2W + MSME) book growing faster (+30%) than MFI - a modest diversification away from pure microfinance.</w:t>
+      </w:r>
+    </w:p>
+    <w:p>
+      <w:pPr>
+        <w:spacing w:after="120"/>
+      </w:pPr>
+      <w:r>
+        <w:rPr>
+          <w:b/>
+          <w:bCs/>
+          <w:sz w:val="20"/>
+          <w:szCs w:val="20"/>
+        </w:rPr>
+        <w:t xml:space="preserve">Open questions / what to watch:</w:t>
+      </w:r>
+    </w:p>
+    <w:p>
+      <w:pPr>
+        <w:pStyle w:val="ListParagraph"/>
+        <w:numPr>
+          <w:ilvl w:val="0"/>
+          <w:numId w:val="1"/>
+        </w:numPr>
+        <w:spacing w:after="60"/>
+      </w:pPr>
+      <w:r>
+        <w:t xml:space="preserve">Does credit cost actually settle at 3-3.5% or is there a second leg of MFI stress (monsoon, state elections, MFIN guardrail changes)?</w:t>
+      </w:r>
+    </w:p>
+    <w:p>
+      <w:pPr>
+        <w:pStyle w:val="ListParagraph"/>
+        <w:numPr>
+          <w:ilvl w:val="0"/>
+          <w:numId w:val="1"/>
+        </w:numPr>
+        <w:spacing w:after="60"/>
+      </w:pPr>
+      <w:r>
+        <w:t xml:space="preserve">Timeline for the Rs 5,000 Cr AUM aspiration - management has given none.</w:t>
+      </w:r>
+    </w:p>
+    <w:p>
+      <w:pPr>
+        <w:pStyle w:val="ListParagraph"/>
+        <w:numPr>
+          <w:ilvl w:val="0"/>
+          <w:numId w:val="1"/>
+        </w:numPr>
+        <w:spacing w:after="60"/>
+      </w:pPr>
+      <w:r>
+        <w:t xml:space="preserve">Will Arman need to raise equity to fund AUM toward Rs 5,000 Cr at D/E ~1.4-1.5, and at what price?</w:t>
+      </w:r>
+    </w:p>
+    <w:p>
+      <w:pPr>
+        <w:pStyle w:val="ListParagraph"/>
+        <w:numPr>
+          <w:ilvl w:val="0"/>
+          <w:numId w:val="1"/>
+        </w:numPr>
+        <w:spacing w:after="60"/>
+      </w:pPr>
+      <w:r>
+        <w:t xml:space="preserve">Sustainable through-cycle ROE - historically ~20%+, but the last three years averaged high-single-digits.</w:t>
+      </w:r>
+    </w:p>
+    <w:p>
+      <w:pPr>
+        <w:spacing w:after="120" w:before="120"/>
+      </w:pPr>
+      <w:r>
+        <w:rPr>
+          <w:b/>
+          <w:bCs/>
+          <w:sz w:val="20"/>
+          <w:szCs w:val="20"/>
+        </w:rPr>
+        <w:t xml:space="preserve">Conviction impact: </w:t>
+      </w:r>
+      <w:r>
+        <w:rPr>
+          <w:sz w:val="20"/>
+          <w:szCs w:val="20"/>
+        </w:rPr>
+        <w:t xml:space="preserve">Medium -&gt; Medium. The turnaround is real and now evidenced (Q1 FY27 profit, GNPA down, Namra profitable, AUM +36%) and the forward multiple is undemanding, but it is one clean quarter out of a stress cycle in a politically sensitive sector, and a literal 10x from a Rs 2,071 Cr NBFC is a stretch - held at Medium with an unconfirmed caveat.</w:t>
+      </w:r>
+    </w:p>
+    <w:p>
+      <w:pPr>
+        <w:pStyle w:val="Heading1"/>
+        <w:spacing w:after="120" w:before="280"/>
+      </w:pPr>
+      <w:r>
+        <w:t xml:space="preserve">Guidance &amp; Expectation Gap</w:t>
+      </w:r>
+    </w:p>
+    <w:p>
+      <w:pPr>
+        <w:spacing w:after="120"/>
+      </w:pPr>
+      <w:r>
+        <w:rPr>
+          <w:i/>
+          <w:iCs/>
+          <w:color w:val="666666"/>
+          <w:sz w:val="18"/>
+          <w:szCs w:val="18"/>
+        </w:rPr>
+        <w:t xml:space="preserve">Management guidance decoded into commitments, graded on the expectation → action → operational → commercial → financial ladder, then compared to what the current price appears to assume. Method: playbook/guidance-and-expectation-gap.md.</w:t>
+      </w:r>
+    </w:p>
+    <w:p>
+      <w:pPr>
+        <w:spacing w:after="120"/>
+      </w:pPr>
+      <w:r>
+        <w:rPr>
+          <w:b/>
+          <w:bCs/>
+          <w:sz w:val="20"/>
+          <w:szCs w:val="20"/>
+        </w:rPr>
+        <w:t xml:space="preserve">Commitment ladder (most-proven first):</w:t>
+      </w:r>
+    </w:p>
+    <w:tbl>
+      <w:tblPr>
+        <w:tblW w:type="dxa" w:w="9000"/>
+        <w:tblBorders>
+          <w:top w:val="single" w:color="auto" w:sz="4"/>
+          <w:left w:val="single" w:color="auto" w:sz="4"/>
+          <w:bottom w:val="single" w:color="auto" w:sz="4"/>
+          <w:right w:val="single" w:color="auto" w:sz="4"/>
+          <w:insideH w:val="single" w:color="auto" w:sz="4"/>
+          <w:insideV w:val="single" w:color="auto" w:sz="4"/>
+        </w:tblBorders>
+      </w:tblPr>
+      <w:tblGrid>
+        <w:gridCol w:w="1100"/>
+        <w:gridCol w:w="2600"/>
+        <w:gridCol w:w="2400"/>
+        <w:gridCol w:w="900"/>
+        <w:gridCol w:w="1200"/>
+        <w:gridCol w:w="800"/>
+      </w:tblGrid>
+      <w:tr>
+        <w:trPr>
+          <w:tblHeader/>
+        </w:trPr>
+        <w:tc>
+          <w:tcPr>
+            <w:tcW w:type="dxa" w:w="1100"/>
+            <w:shd w:fill="F2F2F2" w:val="clear"/>
+          </w:tcPr>
+          <w:p>
+            <w:r>
+              <w:rPr>
+                <w:b/>
+                <w:bCs/>
+                <w:sz w:val="18"/>
+                <w:szCs w:val="18"/>
+              </w:rPr>
+              <w:t xml:space="preserve">Area</w:t>
+            </w:r>
+          </w:p>
+        </w:tc>
+        <w:tc>
+          <w:tcPr>
+            <w:tcW w:type="dxa" w:w="2600"/>
+            <w:shd w:fill="F2F2F2" w:val="clear"/>
+          </w:tcPr>
+          <w:p>
+            <w:r>
+              <w:rPr>
+                <w:b/>
+                <w:bCs/>
+                <w:sz w:val="18"/>
+                <w:szCs w:val="18"/>
+              </w:rPr>
+              <w:t xml:space="preserve">Commitment</w:t>
+            </w:r>
+          </w:p>
+        </w:tc>
+        <w:tc>
+          <w:tcPr>
+            <w:tcW w:type="dxa" w:w="2400"/>
+            <w:shd w:fill="F2F2F2" w:val="clear"/>
+          </w:tcPr>
+          <w:p>
+            <w:r>
+              <w:rPr>
+                <w:b/>
+                <w:bCs/>
+                <w:sz w:val="18"/>
+                <w:szCs w:val="18"/>
+              </w:rPr>
+              <w:t xml:space="preserve">Specifics</w:t>
+            </w:r>
+          </w:p>
+        </w:tc>
+        <w:tc>
+          <w:tcPr>
+            <w:tcW w:type="dxa" w:w="900"/>
+            <w:shd w:fill="F2F2F2" w:val="clear"/>
+          </w:tcPr>
+          <w:p>
+            <w:r>
+              <w:rPr>
+                <w:b/>
+                <w:bCs/>
+                <w:sz w:val="18"/>
+                <w:szCs w:val="18"/>
+              </w:rPr>
+              <w:t xml:space="preserve">By when</w:t>
+            </w:r>
+          </w:p>
+        </w:tc>
+        <w:tc>
+          <w:tcPr>
+            <w:tcW w:type="dxa" w:w="1200"/>
+            <w:shd w:fill="F2F2F2" w:val="clear"/>
+          </w:tcPr>
+          <w:p>
+            <w:r>
+              <w:rPr>
+                <w:b/>
+                <w:bCs/>
+                <w:sz w:val="18"/>
+                <w:szCs w:val="18"/>
+              </w:rPr>
+              <w:t xml:space="preserve">Stage</w:t>
+            </w:r>
+          </w:p>
+        </w:tc>
+        <w:tc>
+          <w:tcPr>
+            <w:tcW w:type="dxa" w:w="800"/>
+            <w:shd w:fill="F2F2F2" w:val="clear"/>
+          </w:tcPr>
+          <w:p>
+            <w:r>
+              <w:rPr>
+                <w:b/>
+                <w:bCs/>
+                <w:sz w:val="18"/>
+                <w:szCs w:val="18"/>
+              </w:rPr>
+              <w:t xml:space="preserve">Thesis-critical</w:t>
+            </w:r>
+          </w:p>
+        </w:tc>
+      </w:tr>
+      <w:tr>
+        <w:tc>
+          <w:tcPr>
+            <w:tcW w:type="dxa" w:w="1100"/>
+          </w:tcPr>
+          <w:p>
+            <w:r>
+              <w:rPr>
+                <w:b w:val="false"/>
+                <w:bCs w:val="false"/>
+                <w:sz w:val="18"/>
+                <w:szCs w:val="18"/>
+              </w:rPr>
+              <w:t xml:space="preserve">margin</w:t>
+            </w:r>
+          </w:p>
+        </w:tc>
+        <w:tc>
+          <w:tcPr>
+            <w:tcW w:type="dxa" w:w="2600"/>
+          </w:tcPr>
+          <w:p>
+            <w:r>
+              <w:rPr>
+                <w:b w:val="false"/>
+                <w:bCs w:val="false"/>
+                <w:sz w:val="18"/>
+                <w:szCs w:val="18"/>
+              </w:rPr>
+              <w:t xml:space="preserve">Credit cost normalises to ~3-3.5%</w:t>
+            </w:r>
+          </w:p>
+        </w:tc>
+        <w:tc>
+          <w:tcPr>
+            <w:tcW w:type="dxa" w:w="2400"/>
+          </w:tcPr>
+          <w:p>
+            <w:r>
+              <w:rPr>
+                <w:b w:val="false"/>
+                <w:bCs w:val="false"/>
+                <w:sz w:val="18"/>
+                <w:szCs w:val="18"/>
+              </w:rPr>
+              <w:t xml:space="preserve">vs elevated FY25-26 levels</w:t>
+            </w:r>
+          </w:p>
+        </w:tc>
+        <w:tc>
+          <w:tcPr>
+            <w:tcW w:type="dxa" w:w="900"/>
+          </w:tcPr>
+          <w:p>
+            <w:r>
+              <w:rPr>
+                <w:b w:val="false"/>
+                <w:bCs w:val="false"/>
+                <w:sz w:val="18"/>
+                <w:szCs w:val="18"/>
+              </w:rPr>
+              <w:t xml:space="preserve">FY27</w:t>
+            </w:r>
+          </w:p>
+        </w:tc>
+        <w:tc>
+          <w:tcPr>
+            <w:tcW w:type="dxa" w:w="1200"/>
+          </w:tcPr>
+          <w:p>
+            <w:r>
+              <w:rPr>
+                <w:b w:val="false"/>
+                <w:bCs w:val="false"/>
+                <w:sz w:val="18"/>
+                <w:szCs w:val="18"/>
+              </w:rPr>
+              <w:t xml:space="preserve">operational</w:t>
+            </w:r>
+          </w:p>
+        </w:tc>
+        <w:tc>
+          <w:tcPr>
+            <w:tcW w:type="dxa" w:w="800"/>
+          </w:tcPr>
+          <w:p>
+            <w:r>
+              <w:rPr>
+                <w:b w:val="false"/>
+                <w:bCs w:val="false"/>
+                <w:sz w:val="18"/>
+                <w:szCs w:val="18"/>
+              </w:rPr>
+              <w:t xml:space="preserve">yes</w:t>
+            </w:r>
+          </w:p>
+        </w:tc>
+      </w:tr>
+      <w:tr>
+        <w:tc>
+          <w:tcPr>
+            <w:tcW w:type="dxa" w:w="1100"/>
+          </w:tcPr>
+          <w:p>
+            <w:r>
+              <w:rPr>
+                <w:b w:val="false"/>
+                <w:bCs w:val="false"/>
+                <w:sz w:val="18"/>
+                <w:szCs w:val="18"/>
+              </w:rPr>
+              <w:t xml:space="preserve">growth</w:t>
+            </w:r>
+          </w:p>
+        </w:tc>
+        <w:tc>
+          <w:tcPr>
+            <w:tcW w:type="dxa" w:w="2600"/>
+          </w:tcPr>
+          <w:p>
+            <w:r>
+              <w:rPr>
+                <w:b w:val="false"/>
+                <w:bCs w:val="false"/>
+                <w:sz w:val="18"/>
+                <w:szCs w:val="18"/>
+              </w:rPr>
+              <w:t xml:space="preserve">Scale consolidated AUM toward Rs 5,000 Cr</w:t>
+            </w:r>
+          </w:p>
+        </w:tc>
+        <w:tc>
+          <w:tcPr>
+            <w:tcW w:type="dxa" w:w="2400"/>
+          </w:tcPr>
+          <w:p>
+            <w:r>
+              <w:rPr>
+                <w:b w:val="false"/>
+                <w:bCs w:val="false"/>
+                <w:sz w:val="18"/>
+                <w:szCs w:val="18"/>
+              </w:rPr>
+              <w:t xml:space="preserve">from Rs 2,925 Cr (Q1 FY27); no firm date given</w:t>
+            </w:r>
+          </w:p>
+        </w:tc>
+        <w:tc>
+          <w:tcPr>
+            <w:tcW w:type="dxa" w:w="900"/>
+          </w:tcPr>
+          <w:p>
+            <w:r>
+              <w:rPr>
+                <w:b w:val="false"/>
+                <w:bCs w:val="false"/>
+                <w:sz w:val="18"/>
+                <w:szCs w:val="18"/>
+              </w:rPr>
+              <w:t xml:space="preserve">beyond</w:t>
+            </w:r>
+          </w:p>
+        </w:tc>
+        <w:tc>
+          <w:tcPr>
+            <w:tcW w:type="dxa" w:w="1200"/>
+          </w:tcPr>
+          <w:p>
+            <w:r>
+              <w:rPr>
+                <w:b w:val="false"/>
+                <w:bCs w:val="false"/>
+                <w:sz w:val="18"/>
+                <w:szCs w:val="18"/>
+              </w:rPr>
+              <w:t xml:space="preserve">expectation</w:t>
+            </w:r>
+          </w:p>
+        </w:tc>
+        <w:tc>
+          <w:tcPr>
+            <w:tcW w:type="dxa" w:w="800"/>
+          </w:tcPr>
+          <w:p>
+            <w:r>
+              <w:rPr>
+                <w:b w:val="false"/>
+                <w:bCs w:val="false"/>
+                <w:sz w:val="18"/>
+                <w:szCs w:val="18"/>
+              </w:rPr>
+              <w:t xml:space="preserve">yes</w:t>
+            </w:r>
+          </w:p>
+        </w:tc>
+      </w:tr>
+      <w:tr>
+        <w:tc>
+          <w:tcPr>
+            <w:tcW w:type="dxa" w:w="1100"/>
+          </w:tcPr>
+          <w:p>
+            <w:r>
+              <w:rPr>
+                <w:b w:val="false"/>
+                <w:bCs w:val="false"/>
+                <w:sz w:val="18"/>
+                <w:szCs w:val="18"/>
+              </w:rPr>
+              <w:t xml:space="preserve">strategy</w:t>
+            </w:r>
+          </w:p>
+        </w:tc>
+        <w:tc>
+          <w:tcPr>
+            <w:tcW w:type="dxa" w:w="2600"/>
+          </w:tcPr>
+          <w:p>
+            <w:r>
+              <w:rPr>
+                <w:b w:val="false"/>
+                <w:bCs w:val="false"/>
+                <w:sz w:val="18"/>
+                <w:szCs w:val="18"/>
+              </w:rPr>
+              <w:t xml:space="preserve">Separate lending and collections teams to tighten underwriting</w:t>
+            </w:r>
+          </w:p>
+        </w:tc>
+        <w:tc>
+          <w:tcPr>
+            <w:tcW w:type="dxa" w:w="2400"/>
+          </w:tcPr>
+          <w:p>
+            <w:r>
+              <w:rPr>
+                <w:b w:val="false"/>
+                <w:bCs w:val="false"/>
+                <w:sz w:val="18"/>
+                <w:szCs w:val="18"/>
+              </w:rPr>
+              <w:t xml:space="preserve">deliberate cost-to-income step-up</w:t>
+            </w:r>
+          </w:p>
+        </w:tc>
+        <w:tc>
+          <w:tcPr>
+            <w:tcW w:type="dxa" w:w="900"/>
+          </w:tcPr>
+          <w:p>
+            <w:r>
+              <w:rPr>
+                <w:b w:val="false"/>
+                <w:bCs w:val="false"/>
+                <w:sz w:val="18"/>
+                <w:szCs w:val="18"/>
+              </w:rPr>
+              <w:t xml:space="preserve">12M</w:t>
+            </w:r>
+          </w:p>
+        </w:tc>
+        <w:tc>
+          <w:tcPr>
+            <w:tcW w:type="dxa" w:w="1200"/>
+          </w:tcPr>
+          <w:p>
+            <w:r>
+              <w:rPr>
+                <w:b w:val="false"/>
+                <w:bCs w:val="false"/>
+                <w:sz w:val="18"/>
+                <w:szCs w:val="18"/>
+              </w:rPr>
+              <w:t xml:space="preserve">operational</w:t>
+            </w:r>
+          </w:p>
+        </w:tc>
+        <w:tc>
+          <w:tcPr>
+            <w:tcW w:type="dxa" w:w="800"/>
+          </w:tcPr>
+          <w:p>
+            <w:r>
+              <w:rPr>
+                <w:b w:val="false"/>
+                <w:bCs w:val="false"/>
+                <w:sz w:val="18"/>
+                <w:szCs w:val="18"/>
+              </w:rPr>
+              <w:t xml:space="preserve"/>
+            </w:r>
+          </w:p>
+        </w:tc>
+      </w:tr>
+    </w:tbl>
+    <w:p>
+      <w:pPr>
+        <w:spacing w:after="60" w:before="120"/>
+      </w:pPr>
+      <w:r>
+        <w:rPr>
+          <w:b/>
+          <w:bCs/>
+          <w:sz w:val="20"/>
+          <w:szCs w:val="20"/>
+        </w:rPr>
+        <w:t xml:space="preserve">Earnings chain: </w:t>
+      </w:r>
+      <w:r>
+        <w:rPr>
+          <w:b w:val="false"/>
+          <w:bCs w:val="false"/>
+          <w:sz w:val="20"/>
+          <w:szCs w:val="20"/>
+        </w:rPr>
+        <w:t xml:space="preserve">disbursement growth</w:t>
+      </w:r>
+      <w:r>
+        <w:rPr>
+          <w:color w:val="666666"/>
+          <w:sz w:val="20"/>
+          <w:szCs w:val="20"/>
+        </w:rPr>
+        <w:t xml:space="preserve"> → </w:t>
+      </w:r>
+      <w:r>
+        <w:rPr>
+          <w:b w:val="false"/>
+          <w:bCs w:val="false"/>
+          <w:sz w:val="20"/>
+          <w:szCs w:val="20"/>
+        </w:rPr>
+        <w:t xml:space="preserve">AUM growth (+36% YoY)</w:t>
+      </w:r>
+      <w:r>
+        <w:rPr>
+          <w:color w:val="666666"/>
+          <w:sz w:val="20"/>
+          <w:szCs w:val="20"/>
+        </w:rPr>
+        <w:t xml:space="preserve"> → </w:t>
+      </w:r>
+      <w:r>
+        <w:rPr>
+          <w:b w:val="false"/>
+          <w:bCs w:val="false"/>
+          <w:sz w:val="20"/>
+          <w:szCs w:val="20"/>
+        </w:rPr>
+        <w:t xml:space="preserve">NII on 24% MFI yield</w:t>
+      </w:r>
+      <w:r>
+        <w:rPr>
+          <w:color w:val="666666"/>
+          <w:sz w:val="20"/>
+          <w:szCs w:val="20"/>
+        </w:rPr>
+        <w:t xml:space="preserve"> → </w:t>
+      </w:r>
+      <w:r>
+        <w:rPr>
+          <w:b/>
+          <w:bCs/>
+          <w:color w:val="A32020"/>
+          <w:sz w:val="20"/>
+          <w:szCs w:val="20"/>
+        </w:rPr>
+        <w:t xml:space="preserve">credit cost normalising (~3-3.5%)</w:t>
+      </w:r>
+      <w:r>
+        <w:rPr>
+          <w:color w:val="666666"/>
+          <w:sz w:val="20"/>
+          <w:szCs w:val="20"/>
+        </w:rPr>
+        <w:t xml:space="preserve"> → </w:t>
+      </w:r>
+      <w:r>
+        <w:rPr>
+          <w:b w:val="false"/>
+          <w:bCs w:val="false"/>
+          <w:sz w:val="20"/>
+          <w:szCs w:val="20"/>
+        </w:rPr>
+        <w:t xml:space="preserve">operating leverage on branch network</w:t>
+      </w:r>
+      <w:r>
+        <w:rPr>
+          <w:color w:val="666666"/>
+          <w:sz w:val="20"/>
+          <w:szCs w:val="20"/>
+        </w:rPr>
+        <w:t xml:space="preserve"> → </w:t>
+      </w:r>
+      <w:r>
+        <w:rPr>
+          <w:b w:val="false"/>
+          <w:bCs w:val="false"/>
+          <w:sz w:val="20"/>
+          <w:szCs w:val="20"/>
+        </w:rPr>
+        <w:t xml:space="preserve">PAT / ROE re-rating to high-teens</w:t>
+      </w:r>
+    </w:p>
+    <w:p>
+      <w:pPr>
+        <w:spacing w:after="120"/>
+      </w:pPr>
+      <w:r>
+        <w:rPr>
+          <w:color w:val="666666"/>
+          <w:sz w:val="18"/>
+          <w:szCs w:val="18"/>
+        </w:rPr>
+        <w:t xml:space="preserve">Bottleneck link: credit cost normalising (~3-3.5%).</w:t>
+      </w:r>
+    </w:p>
+    <w:p>
+      <w:pPr>
+        <w:spacing w:after="120"/>
+      </w:pPr>
+      <w:r>
+        <w:rPr>
+          <w:color w:val="666666"/>
+          <w:sz w:val="18"/>
+          <w:szCs w:val="18"/>
+        </w:rPr>
+        <w:t xml:space="preserve">Operating leverage: yes - fixed branch/collections cost base against a growing book once credit costs settle</w:t>
+      </w:r>
+    </w:p>
+    <w:p>
+      <w:pPr>
+        <w:spacing w:after="120"/>
+      </w:pPr>
+      <w:r>
+        <w:rPr>
+          <w:color w:val="666666"/>
+          <w:sz w:val="18"/>
+          <w:szCs w:val="18"/>
+        </w:rPr>
+        <w:t xml:space="preserve">Evidenced: disbursement growth; AUM growth (+36% YoY); NII on 24% MFI yield; PAT / ROE re-rating to high-teens. Still assumed: credit cost normalising (~3-3.5%); operating leverage on branch network.</w:t>
+      </w:r>
+    </w:p>
+    <w:p>
+      <w:pPr>
+        <w:spacing w:after="120"/>
+      </w:pPr>
+      <w:r>
+        <w:rPr>
+          <w:b/>
+          <w:bCs/>
+          <w:sz w:val="20"/>
+          <w:szCs w:val="20"/>
+        </w:rPr>
+        <w:t xml:space="preserve">Market expectation vs. our path:</w:t>
+      </w:r>
+    </w:p>
+    <w:tbl>
+      <w:tblPr>
+        <w:tblW w:type="dxa" w:w="9000"/>
+        <w:tblBorders>
+          <w:top w:val="single" w:color="auto" w:sz="4"/>
+          <w:left w:val="single" w:color="auto" w:sz="4"/>
+          <w:bottom w:val="single" w:color="auto" w:sz="4"/>
+          <w:right w:val="single" w:color="auto" w:sz="4"/>
+          <w:insideH w:val="single" w:color="auto" w:sz="4"/>
+          <w:insideV w:val="single" w:color="auto" w:sz="4"/>
+        </w:tblBorders>
+      </w:tblPr>
+      <w:tblGrid>
+        <w:gridCol w:w="3200"/>
+        <w:gridCol w:w="5800"/>
+      </w:tblGrid>
+      <w:tr>
+        <w:tc>
+          <w:tcPr>
+            <w:tcW w:type="dxa" w:w="3200"/>
+            <w:shd w:fill="F2F2F2" w:val="clear"/>
+          </w:tcPr>
+          <w:p>
+            <w:r>
+              <w:rPr>
+                <w:b/>
+                <w:bCs/>
+              </w:rPr>
+              <w:t xml:space="preserve">As of</w:t>
+            </w:r>
+          </w:p>
+        </w:tc>
+        <w:tc>
+          <w:tcPr>
+            <w:tcW w:type="dxa" w:w="5800"/>
+          </w:tcPr>
+          <w:p>
+            <w:r>
+              <w:t xml:space="preserve">2026-09-08</w:t>
+            </w:r>
+          </w:p>
+        </w:tc>
+      </w:tr>
+      <w:tr>
+        <w:tc>
+          <w:tcPr>
+            <w:tcW w:type="dxa" w:w="3200"/>
+            <w:shd w:fill="F2F2F2" w:val="clear"/>
+          </w:tcPr>
+          <w:p>
+            <w:r>
+              <w:rPr>
+                <w:b/>
+                <w:bCs/>
+              </w:rPr>
+              <w:t xml:space="preserve">Price / multiple</w:t>
+            </w:r>
+          </w:p>
+        </w:tc>
+        <w:tc>
+          <w:tcPr>
+            <w:tcW w:type="dxa" w:w="5800"/>
+          </w:tcPr>
+          <w:p>
+            <w:r>
+              <w:t xml:space="preserve">Rs ~Rs 1,969 (Aug 2026) · ~48x trailing (trough EPS); ~11-15x on Q1 FY27 annualised run-ratex P/E</w:t>
+            </w:r>
+          </w:p>
+        </w:tc>
+      </w:tr>
+      <w:tr>
+        <w:tc>
+          <w:tcPr>
+            <w:tcW w:type="dxa" w:w="3200"/>
+            <w:shd w:fill="F2F2F2" w:val="clear"/>
+          </w:tcPr>
+          <w:p>
+            <w:r>
+              <w:rPr>
+                <w:b/>
+                <w:bCs/>
+              </w:rPr>
+              <w:t xml:space="preserve">Right valuation lens</w:t>
+            </w:r>
+          </w:p>
+        </w:tc>
+        <w:tc>
+          <w:tcPr>
+            <w:tcW w:type="dxa" w:w="5800"/>
+          </w:tcPr>
+          <w:p>
+            <w:r>
+              <w:t xml:space="preserve">P/E</w:t>
+            </w:r>
+          </w:p>
+        </w:tc>
+      </w:tr>
+      <w:tr>
+        <w:tc>
+          <w:tcPr>
+            <w:tcW w:type="dxa" w:w="3200"/>
+            <w:shd w:fill="F2F2F2" w:val="clear"/>
+          </w:tcPr>
+          <w:p>
+            <w:r>
+              <w:rPr>
+                <w:b/>
+                <w:bCs/>
+              </w:rPr>
+              <w:t xml:space="preserve">Price implies</w:t>
+            </w:r>
+          </w:p>
+        </w:tc>
+        <w:tc>
+          <w:tcPr>
+            <w:tcW w:type="dxa" w:w="5800"/>
+          </w:tcPr>
+          <w:p>
+            <w:r>
+              <w:t xml:space="preserve">at ~13x forward on normalised earnings the market is pricing a mid-teens ROE and ~20% AUM CAGR - i.e. a partial, not full, recovery to Arman's historical ~20%+ ROE</w:t>
+            </w:r>
+          </w:p>
+        </w:tc>
+      </w:tr>
+      <w:tr>
+        <w:tc>
+          <w:tcPr>
+            <w:tcW w:type="dxa" w:w="3200"/>
+            <w:shd w:fill="F2F2F2" w:val="clear"/>
+          </w:tcPr>
+          <w:p>
+            <w:r>
+              <w:rPr>
+                <w:b/>
+                <w:bCs/>
+              </w:rPr>
+              <w:t xml:space="preserve">Our FY27</w:t>
+            </w:r>
+          </w:p>
+        </w:tc>
+        <w:tc>
+          <w:tcPr>
+            <w:tcW w:type="dxa" w:w="5800"/>
+          </w:tcPr>
+          <w:p>
+            <w:r>
+              <w:t xml:space="preserve">AUM +25-30%, PAT Rs 150-190 Cr (ROE mid-to-high-teens) if credit cost holds ~3-3.5%</w:t>
+            </w:r>
+          </w:p>
+        </w:tc>
+      </w:tr>
+      <w:tr>
+        <w:tc>
+          <w:tcPr>
+            <w:tcW w:type="dxa" w:w="3200"/>
+            <w:shd w:fill="F2F2F2" w:val="clear"/>
+          </w:tcPr>
+          <w:p>
+            <w:r>
+              <w:rPr>
+                <w:b/>
+                <w:bCs/>
+              </w:rPr>
+              <w:t xml:space="preserve">Our FY28</w:t>
+            </w:r>
+          </w:p>
+        </w:tc>
+        <w:tc>
+          <w:tcPr>
+            <w:tcW w:type="dxa" w:w="5800"/>
+          </w:tcPr>
+          <w:p>
+            <w:r>
+              <w:t xml:space="preserve">AUM toward Rs 4,500-5,000 Cr, PAT Rs 200-260 Cr, ROE ~18-20% - a fuller normalisation the current multiple only partly credits</w:t>
+            </w:r>
+          </w:p>
+        </w:tc>
+      </w:tr>
+      <w:tr>
+        <w:tc>
+          <w:tcPr>
+            <w:tcW w:type="dxa" w:w="3200"/>
+            <w:shd w:fill="F2F2F2" w:val="clear"/>
+          </w:tcPr>
+          <w:p>
+            <w:r>
+              <w:rPr>
+                <w:b/>
+                <w:bCs/>
+              </w:rPr>
+              <w:t xml:space="preserve">Gap direction</w:t>
+            </w:r>
+          </w:p>
+        </w:tc>
+        <w:tc>
+          <w:tcPr>
+            <w:tcW w:type="dxa" w:w="5800"/>
+          </w:tcPr>
+          <w:p>
+            <w:r>
+              <w:t xml:space="preserve">partially-priced</w:t>
+            </w:r>
+          </w:p>
+        </w:tc>
+      </w:tr>
+      <w:tr>
+        <w:tc>
+          <w:tcPr>
+            <w:tcW w:type="dxa" w:w="3200"/>
+            <w:shd w:fill="F2F2F2" w:val="clear"/>
+          </w:tcPr>
+          <w:p>
+            <w:r>
+              <w:rPr>
+                <w:b/>
+                <w:bCs/>
+              </w:rPr>
+              <w:t xml:space="preserve">Gap type</w:t>
+            </w:r>
+          </w:p>
+        </w:tc>
+        <w:tc>
+          <w:tcPr>
+            <w:tcW w:type="dxa" w:w="5800"/>
+          </w:tcPr>
+          <w:p>
+            <w:r>
+              <w:t xml:space="preserve">duration</w:t>
+            </w:r>
+          </w:p>
+        </w:tc>
+      </w:tr>
+      <w:tr>
+        <w:tc>
+          <w:tcPr>
+            <w:tcW w:type="dxa" w:w="3200"/>
+            <w:shd w:fill="F2F2F2" w:val="clear"/>
+          </w:tcPr>
+          <w:p>
+            <w:r>
+              <w:rPr>
+                <w:b/>
+                <w:bCs/>
+              </w:rPr>
+              <w:t xml:space="preserve">Gap magnitude</w:t>
+            </w:r>
+          </w:p>
+        </w:tc>
+        <w:tc>
+          <w:tcPr>
+            <w:tcW w:type="dxa" w:w="5800"/>
+          </w:tcPr>
+          <w:p>
+            <w:r>
+              <w:t xml:space="preserve">not estimable</w:t>
+            </w:r>
+          </w:p>
+        </w:tc>
+      </w:tr>
+      <w:tr>
+        <w:tc>
+          <w:tcPr>
+            <w:tcW w:type="dxa" w:w="3200"/>
+            <w:shd w:fill="F2F2F2" w:val="clear"/>
+          </w:tcPr>
+          <w:p>
+            <w:r>
+              <w:rPr>
+                <w:b/>
+                <w:bCs/>
+              </w:rPr>
+              <w:t xml:space="preserve">Gap basis</w:t>
+            </w:r>
+          </w:p>
+        </w:tc>
+        <w:tc>
+          <w:tcPr>
+            <w:tcW w:type="dxa" w:w="5800"/>
+          </w:tcPr>
+          <w:p>
+            <w:r>
+              <w:t xml:space="preserve">market prices a partial recovery; if the MFI cycle stays benign and Arman re-rates to its historical ROE, FY28 earnings could beat the implied path - but that hinges on credit costs, which are only 'operational' evidence today</w:t>
+            </w:r>
+          </w:p>
+        </w:tc>
+      </w:tr>
+      <w:tr>
+        <w:tc>
+          <w:tcPr>
+            <w:tcW w:type="dxa" w:w="3200"/>
+            <w:shd w:fill="F2F2F2" w:val="clear"/>
+          </w:tcPr>
+          <w:p>
+            <w:r>
+              <w:rPr>
+                <w:b/>
+                <w:bCs/>
+              </w:rPr>
+              <w:t xml:space="preserve">Evidence quality</w:t>
+            </w:r>
+          </w:p>
+        </w:tc>
+        <w:tc>
+          <w:tcPr>
+            <w:tcW w:type="dxa" w:w="5800"/>
+          </w:tcPr>
+          <w:p>
+            <w:r>
+              <w:t xml:space="preserve">monitor</w:t>
+            </w:r>
+          </w:p>
+        </w:tc>
+      </w:tr>
+    </w:tbl>
+    <w:p>
+      <w:pPr>
+        <w:spacing w:after="120"/>
+      </w:pPr>
+      <w:r>
+        <w:rPr>
+          <w:i/>
+          <w:iCs/>
+          <w:color w:val="666666"/>
+          <w:sz w:val="16"/>
+          <w:szCs w:val="16"/>
+        </w:rPr>
+        <w:t xml:space="preserve">no broker consensus; implied path is a reverse-P/E estimate + screener.in forward figures + VP thread view</w:t>
+      </w:r>
+    </w:p>
+    <w:p>
+      <w:pPr>
+        <w:spacing w:after="120" w:before="120"/>
+      </w:pPr>
+      <w:r>
+        <w:rPr>
+          <w:b/>
+          <w:bCs/>
+          <w:sz w:val="20"/>
+          <w:szCs w:val="20"/>
+        </w:rPr>
+        <w:t xml:space="preserve">Catalyst: </w:t>
+      </w:r>
+      <w:r>
+        <w:rPr>
+          <w:sz w:val="20"/>
+          <w:szCs w:val="20"/>
+        </w:rPr>
+        <w:t xml:space="preserve">Two-to-three consecutive quarters of credit cost at/below 3.5% with AUM growth sustained - confirming the turnaround is structural not a one-quarter bounce</w:t>
+      </w:r>
+      <w:r>
+        <w:rPr>
+          <w:color w:val="666666"/>
+          <w:sz w:val="18"/>
+          <w:szCs w:val="18"/>
+        </w:rPr>
+        <w:t xml:space="preserve"> (window ~9M from 2026-09-08; undated; evidence med; pending)</w:t>
+      </w:r>
+    </w:p>
+    <w:p>
+      <w:pPr>
+        <w:pStyle w:val="Heading1"/>
+        <w:spacing w:after="120" w:before="280"/>
+      </w:pPr>
+      <w:r>
+        <w:t xml:space="preserve">Ishmohit-Lens Checks (value chain · earnings quality · growth trajectory · management · quality metrics · track record · global-signal check)</w:t>
+      </w:r>
+    </w:p>
+    <w:p>
+      <w:pPr>
+        <w:spacing w:after="120"/>
+      </w:pPr>
+      <w:r>
+        <w:rPr>
+          <w:i/>
+          <w:iCs/>
+          <w:color w:val="666666"/>
+          <w:sz w:val="18"/>
+          <w:szCs w:val="18"/>
+        </w:rPr>
+        <w:t xml:space="preserve">Extra checks drawn from @ishmohit1 / SOIC methodology (playbook/ishmohit-soic-style.md): where the company sits in its value chain and what the supply side is doing, whether a margin/PAT inflection is structural or a cyclical peak, the rate-of-change of growth vs. what the multiple demands, and management quality as a positive attribute.</w:t>
+      </w:r>
+    </w:p>
+    <w:p>
+      <w:pPr>
+        <w:spacing w:after="120"/>
+      </w:pPr>
+      <w:r>
+        <w:rPr>
+          <w:b/>
+          <w:bCs/>
+          <w:sz w:val="20"/>
+          <w:szCs w:val="20"/>
+        </w:rPr>
+        <w:t xml:space="preserve">Value chain &amp; supply side:</w:t>
+      </w:r>
+    </w:p>
+    <w:tbl>
+      <w:tblPr>
+        <w:tblW w:type="dxa" w:w="9000"/>
+        <w:tblBorders>
+          <w:top w:val="single" w:color="auto" w:sz="4"/>
+          <w:left w:val="single" w:color="auto" w:sz="4"/>
+          <w:bottom w:val="single" w:color="auto" w:sz="4"/>
+          <w:right w:val="single" w:color="auto" w:sz="4"/>
+          <w:insideH w:val="single" w:color="auto" w:sz="4"/>
+          <w:insideV w:val="single" w:color="auto" w:sz="4"/>
+        </w:tblBorders>
+      </w:tblPr>
+      <w:tblGrid>
+        <w:gridCol w:w="3200"/>
+        <w:gridCol w:w="5800"/>
+      </w:tblGrid>
+      <w:tr>
+        <w:tc>
+          <w:tcPr>
+            <w:tcW w:type="dxa" w:w="3200"/>
+            <w:shd w:fill="F2F2F2" w:val="clear"/>
+          </w:tcPr>
+          <w:p>
+            <w:r>
+              <w:rPr>
+                <w:b/>
+                <w:bCs/>
+              </w:rPr>
+              <w:t xml:space="preserve">Theme</w:t>
+            </w:r>
+          </w:p>
+        </w:tc>
+        <w:tc>
+          <w:tcPr>
+            <w:tcW w:type="dxa" w:w="5800"/>
+          </w:tcPr>
+          <w:p>
+            <w:r>
+              <w:t xml:space="preserve">rural/semi-urban credit penetration + microfinance cycle recovery</w:t>
+            </w:r>
+          </w:p>
+        </w:tc>
+      </w:tr>
+      <w:tr>
+        <w:tc>
+          <w:tcPr>
+            <w:tcW w:type="dxa" w:w="3200"/>
+            <w:shd w:fill="F2F2F2" w:val="clear"/>
+          </w:tcPr>
+          <w:p>
+            <w:r>
+              <w:rPr>
+                <w:b/>
+                <w:bCs/>
+              </w:rPr>
+              <w:t xml:space="preserve">This company's position</w:t>
+            </w:r>
+          </w:p>
+        </w:tc>
+        <w:tc>
+          <w:tcPr>
+            <w:tcW w:type="dxa" w:w="5800"/>
+          </w:tcPr>
+          <w:p>
+            <w:r>
+              <w:t xml:space="preserve">small NBFC-MFI + two-wheeler / micro-enterprise lender, Gujarat-anchored, ~392 MFI branches across 11 states via Namra Finance</w:t>
+            </w:r>
+          </w:p>
+        </w:tc>
+      </w:tr>
+      <w:tr>
+        <w:tc>
+          <w:tcPr>
+            <w:tcW w:type="dxa" w:w="3200"/>
+            <w:shd w:fill="F2F2F2" w:val="clear"/>
+          </w:tcPr>
+          <w:p>
+            <w:r>
+              <w:rPr>
+                <w:b/>
+                <w:bCs/>
+              </w:rPr>
+              <w:t xml:space="preserve">Bottleneck node (pricing power)</w:t>
+            </w:r>
+          </w:p>
+        </w:tc>
+        <w:tc>
+          <w:tcPr>
+            <w:tcW w:type="dxa" w:w="5800"/>
+          </w:tcPr>
+          <w:p>
+            <w:r>
+              <w:t xml:space="preserve">borrower repayment capacity + regulatory posture (MFIN guardrails, state interventions, loan-waiver politics)</w:t>
+            </w:r>
+          </w:p>
+        </w:tc>
+      </w:tr>
+      <w:tr>
+        <w:tc>
+          <w:tcPr>
+            <w:tcW w:type="dxa" w:w="3200"/>
+            <w:shd w:fill="F2F2F2" w:val="clear"/>
+          </w:tcPr>
+          <w:p>
+            <w:r>
+              <w:rPr>
+                <w:b/>
+                <w:bCs/>
+              </w:rPr>
+              <w:t xml:space="preserve">Supply-side status</w:t>
+            </w:r>
+          </w:p>
+        </w:tc>
+        <w:tc>
+          <w:tcPr>
+            <w:tcW w:type="dxa" w:w="5800"/>
+          </w:tcPr>
+          <w:p>
+            <w:r>
+              <w:t xml:space="preserve">consolidating</w:t>
+            </w:r>
+          </w:p>
+        </w:tc>
+      </w:tr>
+      <w:tr>
+        <w:tc>
+          <w:tcPr>
+            <w:tcW w:type="dxa" w:w="3200"/>
+            <w:shd w:fill="F2F2F2" w:val="clear"/>
+          </w:tcPr>
+          <w:p>
+            <w:r>
+              <w:rPr>
+                <w:b/>
+                <w:bCs/>
+              </w:rPr>
+              <w:t xml:space="preserve">Adjacent-node peers</w:t>
+            </w:r>
+          </w:p>
+        </w:tc>
+        <w:tc>
+          <w:tcPr>
+            <w:tcW w:type="dxa" w:w="5800"/>
+          </w:tcPr>
+          <w:p>
+            <w:r>
+              <w:t xml:space="preserve">CreditAccess Grameen, Fusion Finance, Spandana Sphoorty, Satin Creditcare</w:t>
+            </w:r>
+          </w:p>
+        </w:tc>
+      </w:tr>
+    </w:tbl>
+    <w:p>
+      <w:pPr>
+        <w:spacing w:after="120"/>
+      </w:pPr>
+      <w:r>
+        <w:rPr>
+          <w:color w:val="666666"/>
+          <w:sz w:val="18"/>
+          <w:szCs w:val="18"/>
+        </w:rPr>
+        <w:t xml:space="preserve">Sector is consolidating as weaker MFIs retrench post-cycle - survivors with clean books (Arman) gain share and pricing discipline; still a spread + collections business with limited durable moat.</w:t>
+      </w:r>
+    </w:p>
+    <w:p>
+      <w:pPr>
+        <w:spacing w:after="60" w:before="120"/>
+      </w:pPr>
+      <w:r>
+        <w:rPr>
+          <w:b/>
+          <w:bCs/>
+          <w:sz w:val="20"/>
+          <w:szCs w:val="20"/>
+        </w:rPr>
+        <w:t xml:space="preserve">Earnings quality: </w:t>
+      </w:r>
+      <w:r>
+        <w:rPr>
+          <w:sz w:val="20"/>
+          <w:szCs w:val="20"/>
+        </w:rPr>
+        <w:t xml:space="preserve">margin driver cyclical</w:t>
+      </w:r>
+      <w:r>
+        <w:rPr>
+          <w:b/>
+          <w:bCs/>
+          <w:color w:val="A32020"/>
+          <w:sz w:val="20"/>
+          <w:szCs w:val="20"/>
+        </w:rPr>
+        <w:t xml:space="preserve"/>
+      </w:r>
+    </w:p>
+    <w:p>
+      <w:pPr>
+        <w:spacing w:after="120"/>
+      </w:pPr>
+      <w:r>
+        <w:rPr>
+          <w:color w:val="666666"/>
+          <w:sz w:val="18"/>
+          <w:szCs w:val="18"/>
+        </w:rPr>
+        <w:t xml:space="preserve">Drivers: credit cost normalising off a FY25-26 spike; MFI yield ~24% holding; operating leverage on a growing book.</w:t>
+      </w:r>
+    </w:p>
+    <w:p>
+      <w:pPr>
+        <w:spacing w:after="120"/>
+      </w:pPr>
+      <w:r>
+        <w:rPr>
+          <w:color w:val="666666"/>
+          <w:sz w:val="18"/>
+          <w:szCs w:val="18"/>
+        </w:rPr>
+        <w:t xml:space="preserve">Current profitability is recovering from a trough, not sitting at a peak - FY26 ROE 6.26% vs a historical ~20%+; the risk is a second stress leg, not mean-reversion from an unsustainable high.</w:t>
+      </w:r>
+    </w:p>
+    <w:p>
+      <w:pPr>
+        <w:spacing w:after="60" w:before="120"/>
+      </w:pPr>
+      <w:r>
+        <w:rPr>
+          <w:b/>
+          <w:bCs/>
+          <w:sz w:val="20"/>
+          <w:szCs w:val="20"/>
+        </w:rPr>
+        <w:t xml:space="preserve">Growth trajectory: </w:t>
+      </w:r>
+      <w:r>
+        <w:rPr>
+          <w:b w:val="false"/>
+          <w:bCs w:val="false"/>
+          <w:sz w:val="20"/>
+          <w:szCs w:val="20"/>
+        </w:rPr>
+        <w:t xml:space="preserve">YoY growth rate is accelerating</w:t>
+      </w:r>
+    </w:p>
+    <w:p>
+      <w:pPr>
+        <w:spacing w:after="120"/>
+      </w:pPr>
+      <w:r>
+        <w:rPr>
+          <w:color w:val="666666"/>
+          <w:sz w:val="18"/>
+          <w:szCs w:val="18"/>
+        </w:rPr>
+        <w:t xml:space="preserve">Consol AUM YoY: FY26 +22% -&gt; Q1 FY27 +35.7%; disbursements +42% FY26 -&gt; +76% Q1 FY27; PAT from a Rs 14.6 Cr loss (Q1 FY26) to Rs 45.2 Cr profit (Q1 FY27). Both growth and asset quality inflecting together.</w:t>
+      </w:r>
+    </w:p>
+    <w:p>
+      <w:pPr>
+        <w:spacing w:after="120"/>
+      </w:pPr>
+      <w:r>
+        <w:rPr>
+          <w:color w:val="666666"/>
+          <w:sz w:val="18"/>
+          <w:szCs w:val="18"/>
+        </w:rPr>
+        <w:t xml:space="preserve">Reverse P/E: ~13x forward on normalised earnings needs ~15-20% earnings CAGR FY26-28; the current growth + credit-cost trajectory clears that if the cycle stays benign.</w:t>
+      </w:r>
+    </w:p>
+    <w:p>
+      <w:pPr>
+        <w:spacing w:after="120"/>
+      </w:pPr>
+      <w:r>
+        <w:rPr>
+          <w:b/>
+          <w:bCs/>
+          <w:sz w:val="20"/>
+          <w:szCs w:val="20"/>
+        </w:rPr>
+        <w:t xml:space="preserve">Management quality (TVGP's "P"):</w:t>
+      </w:r>
+    </w:p>
+    <w:tbl>
+      <w:tblPr>
+        <w:tblW w:type="dxa" w:w="9000"/>
+        <w:tblBorders>
+          <w:top w:val="single" w:color="auto" w:sz="4"/>
+          <w:left w:val="single" w:color="auto" w:sz="4"/>
+          <w:bottom w:val="single" w:color="auto" w:sz="4"/>
+          <w:right w:val="single" w:color="auto" w:sz="4"/>
+          <w:insideH w:val="single" w:color="auto" w:sz="4"/>
+          <w:insideV w:val="single" w:color="auto" w:sz="4"/>
+        </w:tblBorders>
+      </w:tblPr>
+      <w:tblGrid>
+        <w:gridCol w:w="3200"/>
+        <w:gridCol w:w="5800"/>
+      </w:tblGrid>
+      <w:tr>
+        <w:tc>
+          <w:tcPr>
+            <w:tcW w:type="dxa" w:w="3200"/>
+            <w:shd w:fill="F2F2F2" w:val="clear"/>
+          </w:tcPr>
+          <w:p>
+            <w:r>
+              <w:rPr>
+                <w:b/>
+                <w:bCs/>
+              </w:rPr>
+              <w:t xml:space="preserve">Assessment</w:t>
+            </w:r>
+          </w:p>
+        </w:tc>
+        <w:tc>
+          <w:tcPr>
+            <w:tcW w:type="dxa" w:w="5800"/>
+          </w:tcPr>
+          <w:p>
+            <w:r>
+              <w:t xml:space="preserve">positive</w:t>
+            </w:r>
+          </w:p>
+        </w:tc>
+      </w:tr>
+      <w:tr>
+        <w:tc>
+          <w:tcPr>
+            <w:tcW w:type="dxa" w:w="3200"/>
+            <w:shd w:fill="F2F2F2" w:val="clear"/>
+          </w:tcPr>
+          <w:p>
+            <w:r>
+              <w:rPr>
+                <w:b/>
+                <w:bCs/>
+              </w:rPr>
+              <w:t xml:space="preserve">Capital allocation</w:t>
+            </w:r>
+          </w:p>
+        </w:tc>
+        <w:tc>
+          <w:tcPr>
+            <w:tcW w:type="dxa" w:w="5800"/>
+          </w:tcPr>
+          <w:p>
+            <w:r>
+              <w:t xml:space="preserve">Kept underwriting tighter than peers through the cycle (peak GNPA far below Fusion/Spandana); one QIP (Dec 2023) to fund growth; no unrelated diversification; deliberate lending/collections team split to improve discipline. (disciplined)</w:t>
+            </w:r>
+          </w:p>
+        </w:tc>
+      </w:tr>
+      <w:tr>
+        <w:tc>
+          <w:tcPr>
+            <w:tcW w:type="dxa" w:w="3200"/>
+            <w:shd w:fill="F2F2F2" w:val="clear"/>
+          </w:tcPr>
+          <w:p>
+            <w:r>
+              <w:rPr>
+                <w:b/>
+                <w:bCs/>
+              </w:rPr>
+              <w:t xml:space="preserve">Related-party trend</w:t>
+            </w:r>
+          </w:p>
+        </w:tc>
+        <w:tc>
+          <w:tcPr>
+            <w:tcW w:type="dxa" w:w="5800"/>
+          </w:tcPr>
+          <w:p>
+            <w:r>
+              <w:t xml:space="preserve">clean</w:t>
+            </w:r>
+          </w:p>
+        </w:tc>
+      </w:tr>
+      <w:tr>
+        <w:tc>
+          <w:tcPr>
+            <w:tcW w:type="dxa" w:w="3200"/>
+            <w:shd w:fill="F2F2F2" w:val="clear"/>
+          </w:tcPr>
+          <w:p>
+            <w:r>
+              <w:rPr>
+                <w:b/>
+                <w:bCs/>
+              </w:rPr>
+              <w:t xml:space="preserve">Guidance credibility</w:t>
+            </w:r>
+          </w:p>
+        </w:tc>
+        <w:tc>
+          <w:tcPr>
+            <w:tcW w:type="dxa" w:w="5800"/>
+          </w:tcPr>
+          <w:p>
+            <w:r>
+              <w:t xml:space="preserve">mixed</w:t>
+            </w:r>
+          </w:p>
+        </w:tc>
+      </w:tr>
+      <w:tr>
+        <w:tc>
+          <w:tcPr>
+            <w:tcW w:type="dxa" w:w="3200"/>
+            <w:shd w:fill="F2F2F2" w:val="clear"/>
+          </w:tcPr>
+          <w:p>
+            <w:r>
+              <w:rPr>
+                <w:b/>
+                <w:bCs/>
+              </w:rPr>
+              <w:t xml:space="preserve">Shareholder returns</w:t>
+            </w:r>
+          </w:p>
+        </w:tc>
+        <w:tc>
+          <w:tcPr>
+            <w:tcW w:type="dxa" w:w="5800"/>
+          </w:tcPr>
+          <w:p>
+            <w:r>
+              <w:t xml:space="preserve">erratic</w:t>
+            </w:r>
+          </w:p>
+        </w:tc>
+      </w:tr>
+      <w:tr>
+        <w:tc>
+          <w:tcPr>
+            <w:tcW w:type="dxa" w:w="3200"/>
+            <w:shd w:fill="F2F2F2" w:val="clear"/>
+          </w:tcPr>
+          <w:p>
+            <w:r>
+              <w:rPr>
+                <w:b/>
+                <w:bCs/>
+              </w:rPr>
+              <w:t xml:space="preserve">Capability ladder / VAP</w:t>
+            </w:r>
+          </w:p>
+        </w:tc>
+        <w:tc>
+          <w:tcPr>
+            <w:tcW w:type="dxa" w:w="5800"/>
+          </w:tcPr>
+          <w:p>
+            <w:r>
+              <w:t xml:space="preserve">—</w:t>
+            </w:r>
+          </w:p>
+        </w:tc>
+      </w:tr>
+    </w:tbl>
+    <w:p>
+      <w:pPr>
+        <w:spacing w:after="120"/>
+      </w:pPr>
+      <w:r>
+        <w:rPr>
+          <w:b/>
+          <w:bCs/>
+          <w:sz w:val="20"/>
+          <w:szCs w:val="20"/>
+        </w:rPr>
+        <w:t xml:space="preserve">Quality metrics (ROCE · debt · FCF · margin · capex):</w:t>
+      </w:r>
+    </w:p>
+    <w:tbl>
+      <w:tblPr>
+        <w:tblW w:type="dxa" w:w="9000"/>
+        <w:tblBorders>
+          <w:top w:val="single" w:color="auto" w:sz="4"/>
+          <w:left w:val="single" w:color="auto" w:sz="4"/>
+          <w:bottom w:val="single" w:color="auto" w:sz="4"/>
+          <w:right w:val="single" w:color="auto" w:sz="4"/>
+          <w:insideH w:val="single" w:color="auto" w:sz="4"/>
+          <w:insideV w:val="single" w:color="auto" w:sz="4"/>
+        </w:tblBorders>
+      </w:tblPr>
+      <w:tblGrid>
+        <w:gridCol w:w="3200"/>
+        <w:gridCol w:w="5800"/>
+      </w:tblGrid>
+      <w:tr>
+        <w:tc>
+          <w:tcPr>
+            <w:tcW w:type="dxa" w:w="3200"/>
+            <w:shd w:fill="F2F2F2" w:val="clear"/>
+          </w:tcPr>
+          <w:p>
+            <w:r>
+              <w:rPr>
+                <w:b/>
+                <w:bCs/>
+              </w:rPr>
+              <w:t xml:space="preserve">Assessment</w:t>
+            </w:r>
+          </w:p>
+        </w:tc>
+        <w:tc>
+          <w:tcPr>
+            <w:tcW w:type="dxa" w:w="5800"/>
+          </w:tcPr>
+          <w:p>
+            <w:r>
+              <w:t xml:space="preserve">neutral</w:t>
+            </w:r>
+          </w:p>
+        </w:tc>
+      </w:tr>
+      <w:tr>
+        <w:tc>
+          <w:tcPr>
+            <w:tcW w:type="dxa" w:w="3200"/>
+            <w:shd w:fill="F2F2F2" w:val="clear"/>
+          </w:tcPr>
+          <w:p>
+            <w:r>
+              <w:rPr>
+                <w:b/>
+                <w:bCs/>
+              </w:rPr>
+              <w:t xml:space="preserve">ROCE</w:t>
+            </w:r>
+          </w:p>
+        </w:tc>
+        <w:tc>
+          <w:tcPr>
+            <w:tcW w:type="dxa" w:w="5800"/>
+          </w:tcPr>
+          <w:p>
+            <w:r>
+              <w:t xml:space="preserve">11.7% (improving)</w:t>
+            </w:r>
+          </w:p>
+        </w:tc>
+      </w:tr>
+      <w:tr>
+        <w:tc>
+          <w:tcPr>
+            <w:tcW w:type="dxa" w:w="3200"/>
+            <w:shd w:fill="F2F2F2" w:val="clear"/>
+          </w:tcPr>
+          <w:p>
+            <w:r>
+              <w:rPr>
+                <w:b/>
+                <w:bCs/>
+              </w:rPr>
+              <w:t xml:space="preserve">Leverage</w:t>
+            </w:r>
+          </w:p>
+        </w:tc>
+        <w:tc>
+          <w:tcPr>
+            <w:tcW w:type="dxa" w:w="5800"/>
+          </w:tcPr>
+          <w:p>
+            <w:r>
+              <w:t xml:space="preserve">—</w:t>
+            </w:r>
+          </w:p>
+        </w:tc>
+      </w:tr>
+      <w:tr>
+        <w:tc>
+          <w:tcPr>
+            <w:tcW w:type="dxa" w:w="3200"/>
+            <w:shd w:fill="F2F2F2" w:val="clear"/>
+          </w:tcPr>
+          <w:p>
+            <w:r>
+              <w:rPr>
+                <w:b/>
+                <w:bCs/>
+              </w:rPr>
+              <w:t xml:space="preserve">FCF conversion</w:t>
+            </w:r>
+          </w:p>
+        </w:tc>
+        <w:tc>
+          <w:tcPr>
+            <w:tcW w:type="dxa" w:w="5800"/>
+          </w:tcPr>
+          <w:p>
+            <w:r>
+              <w:t xml:space="preserve">—</w:t>
+            </w:r>
+          </w:p>
+        </w:tc>
+      </w:tr>
+      <w:tr>
+        <w:tc>
+          <w:tcPr>
+            <w:tcW w:type="dxa" w:w="3200"/>
+            <w:shd w:fill="F2F2F2" w:val="clear"/>
+          </w:tcPr>
+          <w:p>
+            <w:r>
+              <w:rPr>
+                <w:b/>
+                <w:bCs/>
+              </w:rPr>
+              <w:t xml:space="preserve">Margin trend</w:t>
+            </w:r>
+          </w:p>
+        </w:tc>
+        <w:tc>
+          <w:tcPr>
+            <w:tcW w:type="dxa" w:w="5800"/>
+          </w:tcPr>
+          <w:p>
+            <w:r>
+              <w:t xml:space="preserve">expanding</w:t>
+            </w:r>
+          </w:p>
+        </w:tc>
+      </w:tr>
+      <w:tr>
+        <w:tc>
+          <w:tcPr>
+            <w:tcW w:type="dxa" w:w="3200"/>
+            <w:shd w:fill="F2F2F2" w:val="clear"/>
+          </w:tcPr>
+          <w:p>
+            <w:r>
+              <w:rPr>
+                <w:b/>
+                <w:bCs/>
+              </w:rPr>
+              <w:t xml:space="preserve">Capex efficiency</w:t>
+            </w:r>
+          </w:p>
+        </w:tc>
+        <w:tc>
+          <w:tcPr>
+            <w:tcW w:type="dxa" w:w="5800"/>
+          </w:tcPr>
+          <w:p>
+            <w:r>
+              <w:t xml:space="preserve">neutral</w:t>
+            </w:r>
+          </w:p>
+        </w:tc>
+      </w:tr>
+    </w:tbl>
+    <w:p>
+      <w:pPr>
+        <w:spacing w:after="60" w:before="120"/>
+      </w:pPr>
+      <w:r>
+        <w:rPr>
+          <w:b/>
+          <w:bCs/>
+          <w:sz w:val="20"/>
+          <w:szCs w:val="20"/>
+        </w:rPr>
+        <w:t xml:space="preserve">Track record (Coffee Can persistence check): </w:t>
+      </w:r>
+      <w:r>
+        <w:rPr>
+          <w:sz w:val="20"/>
+          <w:szCs w:val="20"/>
+        </w:rPr>
+        <w:t xml:space="preserve">cleared revenue growth ≥10% AND ROCE ≥15% in 2 of the last 5 years (consistency_score 40)</w:t>
+      </w:r>
+    </w:p>
+    <w:p>
+      <w:pPr>
+        <w:spacing w:after="120"/>
+      </w:pPr>
+      <w:r>
+        <w:rPr>
+          <w:color w:val="666666"/>
+          <w:sz w:val="18"/>
+          <w:szCs w:val="18"/>
+        </w:rPr>
+        <w:t xml:space="preserve">FY22-FY23 cleared both bars (revenue growth &gt;=10% and ROCE &gt;=15% at Arman's historical ~20%+ ROE). FY24, FY25, FY26 failed the ROCE&gt;=15% bar (ROE fell to 6-11%) during the sector-wide MFI asset-quality cycle, though operating income kept growing &gt;10%. Q1 FY27 points back toward clearing it.</w:t>
       </w:r>
     </w:p>
     <w:p>
@@ -488,7 +2744,35 @@
           <w:sz w:val="24"/>
           <w:szCs w:val="24"/>
         </w:rPr>
-        <w:t xml:space="preserve">neither</w:t>
+        <w:t xml:space="preserve">10x-in-2-3-years</w:t>
+      </w:r>
+    </w:p>
+    <w:p>
+      <w:pPr>
+        <w:spacing w:after="120"/>
+      </w:pPr>
+      <w:r>
+        <w:rPr>
+          <w:color w:val="666666"/>
+          <w:sz w:val="20"/>
+          <w:szCs w:val="20"/>
+        </w:rPr>
+        <w:t xml:space="preserve">4-box gate — tailwind: yes · TAM: weak · moat: weak · valuation: weak  (score 2.5 / 4)</w:t>
+      </w:r>
+    </w:p>
+    <w:p>
+      <w:pPr>
+        <w:spacing w:after="120"/>
+      </w:pPr>
+      <w:r>
+        <w:rPr>
+          <w:i/>
+          <w:iCs/>
+          <w:color w:val="666666"/>
+          <w:sz w:val="20"/>
+          <w:szCs w:val="20"/>
+        </w:rPr>
+        <w:t xml:space="preserve">tailwind yes (live inflection: MFI cycle turning up + Arman-specific turnaround, per the small-cap live-inflection rule - AUM +36%, disbursements +76%, GNPA 3.8% -&gt; 2.59%). tam weak (Rs 2,071 Cr mcap; Rs 5,000 Cr AUM aspiration is ~1.7x, and a literal 10x needs Arman to become a ~Rs 20,000 Cr NBFC - a stretch in 2-3 years). moat weak (best-in-peer-group asset quality is real but MFI is a spread + collections business with limited durable moat). valuation weak (~48x trailing on trough EPS is optically dear but ~11-15x on normalised run-rate; peers already re-rated somewhat). score 2.5 -&gt; exception written in verdict_reasoning (small-cap live-inflection: weak trailing 3yr average + strong specific recent quarter + credit-cost-normalisation catalyst) -&gt; thesis_fit 10x-in-2-3-years permitted at Medium with an unconfirmed caveat.</w:t>
       </w:r>
     </w:p>
     <w:p>
@@ -511,46 +2795,72 @@
           <w:sz w:val="24"/>
           <w:szCs w:val="24"/>
         </w:rPr>
-        <w:t xml:space="preserve">Well-run, well-covered NBFC riding out a sector stress cycle — not a clear 10x/100x setup at current profile</w:t>
-      </w:r>
-    </w:p>
-    <w:p>
-      <w:pPr>
-        <w:pStyle w:val="ListParagraph"/>
-        <w:numPr>
-          <w:ilvl w:val="0"/>
-          <w:numId w:val="1"/>
-        </w:numPr>
-        <w:spacing w:after="60"/>
-      </w:pPr>
-      <w:r>
-        <w:t xml:space="preserve">Best-in-peer-group asset quality and strong top-line growth are genuine positives</w:t>
-      </w:r>
-    </w:p>
-    <w:p>
-      <w:pPr>
-        <w:pStyle w:val="ListParagraph"/>
-        <w:numPr>
-          <w:ilvl w:val="0"/>
-          <w:numId w:val="1"/>
-        </w:numPr>
-        <w:spacing w:after="60"/>
-      </w:pPr>
-      <w:r>
-        <w:t xml:space="preserve">But ROE of 6.26% and NBFC leverage profile don't fit the thesis's 10x-in-2-3-years or 100x-in-10-years bar without a re-rating catalyst beyond sector recovery</w:t>
-      </w:r>
-    </w:p>
-    <w:p>
-      <w:pPr>
-        <w:pStyle w:val="ListParagraph"/>
-        <w:numPr>
-          <w:ilvl w:val="0"/>
-          <w:numId w:val="1"/>
-        </w:numPr>
-        <w:spacing w:after="60"/>
-      </w:pPr>
-      <w:r>
-        <w:t xml:space="preserve">No red flags; a name to watch for ROE recovery rather than act on now</w:t>
+        <w:t xml:space="preserve">Well-run, well-covered NBFC-MFI with a clean, now-evidenced turnaround out of the sector stress cycle and an undemanding forward multiple - but it is one quarter deep, the sector is politically sensitive, and a literal 10x from this base is a stretch</w:t>
+      </w:r>
+    </w:p>
+    <w:p>
+      <w:pPr>
+        <w:pStyle w:val="ListParagraph"/>
+        <w:numPr>
+          <w:ilvl w:val="0"/>
+          <w:numId w:val="1"/>
+        </w:numPr>
+        <w:spacing w:after="60"/>
+      </w:pPr>
+      <w:r>
+        <w:t xml:space="preserve">Best-in-peer-group asset quality through the cycle and a genuine Q1 FY27 inflection - AUM +35.7% YoY, disbursements +76%, PAT Rs 45.2 Cr vs a Rs 14.6 Cr loss, Namra Finance back to Rs 30 Cr PAT, GNPA down from a 3.8% peak to 2.59%.</w:t>
+      </w:r>
+    </w:p>
+    <w:p>
+      <w:pPr>
+        <w:pStyle w:val="ListParagraph"/>
+        <w:numPr>
+          <w:ilvl w:val="0"/>
+          <w:numId w:val="1"/>
+        </w:numPr>
+        <w:spacing w:after="60"/>
+      </w:pPr>
+      <w:r>
+        <w:t xml:space="preserve">On trailing FY26 (trough) EPS the P/E is ~48x, but on the Q1 FY27 annualised run-rate it is ~11-15x - the multiple is undemanding if the turnaround holds.</w:t>
+      </w:r>
+    </w:p>
+    <w:p>
+      <w:pPr>
+        <w:pStyle w:val="ListParagraph"/>
+        <w:numPr>
+          <w:ilvl w:val="0"/>
+          <w:numId w:val="1"/>
+        </w:numPr>
+        <w:spacing w:after="60"/>
+      </w:pPr>
+      <w:r>
+        <w:t xml:space="preserve">four_box score 2.5 with no box at 'yes' on valuation; exception invoked per the trailing-average-vs-live-inflection rule (weak 3-yr average driven by the sector cycle + strong specific recent quarter + a credit-cost-normalisation catalyst) -&gt; thesis_fit moved from 'neither' to '10x-in-2-3-years', conviction capped at Medium with an explicit unconfirmed caveat.</w:t>
+      </w:r>
+    </w:p>
+    <w:p>
+      <w:pPr>
+        <w:pStyle w:val="ListParagraph"/>
+        <w:numPr>
+          <w:ilvl w:val="0"/>
+          <w:numId w:val="1"/>
+        </w:numPr>
+        <w:spacing w:after="60"/>
+      </w:pPr>
+      <w:r>
+        <w:t xml:space="preserve">Held at Medium (not raised): the turnaround is only one clean quarter old; MFI is politically/regulatorily sensitive (loan-waiver / state-intervention risk); D/E ~1.43 amplifies any relapse; and 10x from a Rs 2,071 Cr NBFC in 2-3 years is genuinely hard. Revisit after two-three more quarters of sub-3.5% credit cost.</w:t>
+      </w:r>
+    </w:p>
+    <w:p>
+      <w:pPr>
+        <w:pStyle w:val="ListParagraph"/>
+        <w:numPr>
+          <w:ilvl w:val="0"/>
+          <w:numId w:val="1"/>
+        </w:numPr>
+        <w:spacing w:after="60"/>
+      </w:pPr>
+      <w:r>
+        <w:t xml:space="preserve">No red flags: no SEBI/regulatory action, promoter holding ~22% with no pledge flag surfaced, clean RPTs.</w:t>
       </w:r>
     </w:p>
     <w:p>

--- a/projects/valuepickr-open-screen/docs/Arman Financial Services.docx
+++ b/projects/valuepickr-open-screen/docs/Arman Financial Services.docx
@@ -2879,6 +2879,171 @@
           <w:szCs w:val="18"/>
         </w:rPr>
         <w:t xml:space="preserve">This is independent research and analysis for informational purposes only, not personalized financial or investment advice. Past multi-bagger performance and forum/social sentiment are not indicators of future returns. Do your own due diligence before investing.</w:t>
+      </w:r>
+    </w:p>
+    <w:p/>
+    <w:p>
+      <w:r>
+        <w:rPr>
+          <w:b/>
+          <w:sz w:val="28"/>
+        </w:rPr>
+        <w:t>🔄 RESEARCH UPDATE - 2026-10-05</w:t>
+      </w:r>
+    </w:p>
+    <w:p>
+      <w:r>
+        <w:rPr>
+          <w:b/>
+        </w:rPr>
+        <w:t>📊 Key Metrics:</w:t>
+      </w:r>
+    </w:p>
+    <w:p>
+      <w:pPr>
+        <w:ind w:left="360"/>
+      </w:pPr>
+      <w:r>
+        <w:t xml:space="preserve">  • Company: Arman Financial Services Ltd</w:t>
+      </w:r>
+    </w:p>
+    <w:p>
+      <w:pPr>
+        <w:ind w:left="360"/>
+      </w:pPr>
+      <w:r>
+        <w:t xml:space="preserve">  • Conviction: Medium</w:t>
+      </w:r>
+    </w:p>
+    <w:p>
+      <w:pPr>
+        <w:ind w:left="360"/>
+      </w:pPr>
+      <w:r>
+        <w:t xml:space="preserve">  • Thesis: 10x-in-2-3-years</w:t>
+      </w:r>
+    </w:p>
+    <w:p>
+      <w:pPr>
+        <w:ind w:left="360"/>
+      </w:pPr>
+      <w:r>
+        <w:t xml:space="preserve">  • 4-Box Score: 2.5</w:t>
+      </w:r>
+    </w:p>
+    <w:p>
+      <w:pPr>
+        <w:ind w:left="360"/>
+      </w:pPr>
+      <w:r>
+        <w:t xml:space="preserve">  • Research Date: 2026-09-08</w:t>
+      </w:r>
+    </w:p>
+    <w:p>
+      <w:pPr>
+        <w:ind w:left="360"/>
+      </w:pPr>
+      <w:r>
+        <w:t xml:space="preserve">  • Red Flag: None</w:t>
+      </w:r>
+    </w:p>
+    <w:p/>
+    <w:p>
+      <w:r>
+        <w:rPr>
+          <w:b/>
+        </w:rPr>
+        <w:t>📝 Verdict:</w:t>
+      </w:r>
+    </w:p>
+    <w:p>
+      <w:pPr>
+        <w:ind w:left="360"/>
+      </w:pPr>
+      <w:r>
+        <w:t>Well-run, well-covered NBFC-MFI with a clean, now-evidenced turnaround out of the sector stress cycle and an undemanding forward multiple - but it is one quarter deep, the sector is politically sensitive, and a literal 10x from this base is a stretch</w:t>
+      </w:r>
+    </w:p>
+    <w:p/>
+    <w:p>
+      <w:r>
+        <w:rPr>
+          <w:b/>
+        </w:rPr>
+        <w:t>📈 Bull Case:</w:t>
+      </w:r>
+    </w:p>
+    <w:p>
+      <w:pPr>
+        <w:ind w:left="360"/>
+      </w:pPr>
+      <w:r>
+        <w:t>Best-in-class asset quality within the stressed MFI peer group (GNPA 4.1% vs. peers &gt;12%)</w:t>
+      </w:r>
+    </w:p>
+    <w:p>
+      <w:pPr>
+        <w:ind w:left="360"/>
+      </w:pPr>
+      <w:r>
+        <w:t>36% operating income growth despite sector headwinds shows underlying demand resilience</w:t>
+      </w:r>
+    </w:p>
+    <w:p>
+      <w:pPr>
+        <w:ind w:left="360"/>
+      </w:pPr>
+      <w:r>
+        <w:t>Long, well-documented VP community track record (12+ years) with active bull/bear debate keeping thesis honest</w:t>
+      </w:r>
+    </w:p>
+    <w:p>
+      <w:pPr>
+        <w:ind w:left="360"/>
+      </w:pPr>
+      <w:r>
+        <w:t>Management guiding toward ~Rs 5,000 Cr AUM (from a Rs 2,071 Cr market cap base)</w:t>
+      </w:r>
+    </w:p>
+    <w:p/>
+    <w:p>
+      <w:r>
+        <w:rPr>
+          <w:b/>
+        </w:rPr>
+        <w:t>📉 Bear Case:</w:t>
+      </w:r>
+    </w:p>
+    <w:p>
+      <w:pPr>
+        <w:ind w:left="360"/>
+      </w:pPr>
+      <w:r>
+        <w:t>ROE (6.26%) currently well below what a quality NBFC should post — sector-wide MFI stress is a real, ongoing risk, not fully resolved</w:t>
+      </w:r>
+    </w:p>
+    <w:p>
+      <w:pPr>
+        <w:ind w:left="360"/>
+      </w:pPr>
+      <w:r>
+        <w:t>Debt/equity of 1.43 means leverage amplifies any further asset-quality deterioration</w:t>
+      </w:r>
+    </w:p>
+    <w:p>
+      <w:pPr>
+        <w:ind w:left="360"/>
+      </w:pPr>
+      <w:r>
+        <w:t>Microfinance-linked NBFCs are politically/regulatory sensitive (loan-waiver risk, state-level interventions)</w:t>
+      </w:r>
+    </w:p>
+    <w:p>
+      <w:pPr>
+        <w:ind w:left="360"/>
+      </w:pPr>
+      <w:r>
+        <w:t>At ~Rs 2,000 Cr market cap with single-digit ROE, this is a steady-compounder profile, not an obvious multi-bagger setup right now</w:t>
       </w:r>
     </w:p>
     <w:sectPr>
